--- a/assets/Mahesh Morde_Software Engineer_9766228503_30.docx
+++ b/assets/Mahesh Morde_Software Engineer_9766228503_30.docx
@@ -1,6 +1,6 @@
 
 <file path=word/document.xml><?xml version="1.0" encoding="utf-8"?>
-<w:document xmlns:wpc="http://schemas.microsoft.com/office/word/2010/wordprocessingCanvas" xmlns:cx="http://schemas.microsoft.com/office/drawing/2014/chartex" xmlns:cx1="http://schemas.microsoft.com/office/drawing/2015/9/8/chartex" xmlns:cx2="http://schemas.microsoft.com/office/drawing/2015/10/21/chartex" xmlns:cx3="http://schemas.microsoft.com/office/drawing/2016/5/9/chartex" xmlns:cx4="http://schemas.microsoft.com/office/drawing/2016/5/10/chartex" xmlns:cx5="http://schemas.microsoft.com/office/drawing/2016/5/11/chartex" xmlns:cx6="http://schemas.microsoft.com/office/drawing/2016/5/12/chartex" xmlns:cx7="http://schemas.microsoft.com/office/drawing/2016/5/13/chartex" xmlns:cx8="http://schemas.microsoft.com/office/drawing/2016/5/14/chartex" xmlns:mc="http://schemas.openxmlformats.org/markup-compatibility/2006" xmlns:aink="http://schemas.microsoft.com/office/drawing/2016/ink" xmlns:am3d="http://schemas.microsoft.com/office/drawing/2017/model3d" xmlns:o="urn:schemas-microsoft-com:office:office" xmlns:oel="http://schemas.microsoft.com/office/2019/extlst" xmlns:r="http://schemas.openxmlformats.org/officeDocument/2006/relationships" xmlns:m="http://schemas.openxmlformats.org/officeDocument/2006/math" xmlns:v="urn:schemas-microsoft-com:vml" xmlns:wp14="http://schemas.microsoft.com/office/word/2010/wordprocessingDrawing" xmlns:wp="http://schemas.openxmlformats.org/drawingml/2006/wordprocessingDrawing" xmlns:w10="urn:schemas-microsoft-com:office:word" xmlns:w="http://schemas.openxmlformats.org/wordprocessingml/2006/main" xmlns:w14="http://schemas.microsoft.com/office/word/2010/wordml" xmlns:w15="http://schemas.microsoft.com/office/word/2012/wordml" xmlns:w16cex="http://schemas.microsoft.com/office/word/2018/wordml/cex" xmlns:w16cid="http://schemas.microsoft.com/office/word/2016/wordml/cid" xmlns:w16="http://schemas.microsoft.com/office/word/2018/wordml" xmlns:w16du="http://schemas.microsoft.com/office/word/2023/wordml/word16du" xmlns:w16sdtdh="http://schemas.microsoft.com/office/word/2020/wordml/sdtdatahash" xmlns:w16sdtfl="http://schemas.microsoft.com/office/word/2024/wordml/sdtformatlock" xmlns:w16se="http://schemas.microsoft.com/office/word/2015/wordml/symex" xmlns:wpg="http://schemas.microsoft.com/office/word/2010/wordprocessingGroup" xmlns:wpi="http://schemas.microsoft.com/office/word/2010/wordprocessingInk" xmlns:wne="http://schemas.microsoft.com/office/word/2006/wordml" xmlns:wps="http://schemas.microsoft.com/office/word/2010/wordprocessingShape" mc:Ignorable="w14 w15 w16se w16cid w16 w16cex w16sdtdh w16sdtfl w16du wp14">
+<w:document xmlns:wpc="http://schemas.microsoft.com/office/word/2010/wordprocessingCanvas" xmlns:cx="http://schemas.microsoft.com/office/drawing/2014/chartex" xmlns:cx1="http://schemas.microsoft.com/office/drawing/2015/9/8/chartex" xmlns:cx2="http://schemas.microsoft.com/office/drawing/2015/10/21/chartex" xmlns:cx3="http://schemas.microsoft.com/office/drawing/2016/5/9/chartex" xmlns:cx4="http://schemas.microsoft.com/office/drawing/2016/5/10/chartex" xmlns:cx5="http://schemas.microsoft.com/office/drawing/2016/5/11/chartex" xmlns:cx6="http://schemas.microsoft.com/office/drawing/2016/5/12/chartex" xmlns:cx7="http://schemas.microsoft.com/office/drawing/2016/5/13/chartex" xmlns:cx8="http://schemas.microsoft.com/office/drawing/2016/5/14/chartex" xmlns:mc="http://schemas.openxmlformats.org/markup-compatibility/2006" xmlns:aink="http://schemas.microsoft.com/office/drawing/2016/ink" xmlns:am3d="http://schemas.microsoft.com/office/drawing/2017/model3d" xmlns:o="urn:schemas-microsoft-com:office:office" xmlns:oel="http://schemas.microsoft.com/office/2019/extlst" xmlns:r="http://schemas.openxmlformats.org/officeDocument/2006/relationships" xmlns:m="http://schemas.openxmlformats.org/officeDocument/2006/math" xmlns:v="urn:schemas-microsoft-com:vml" xmlns:wp14="http://schemas.microsoft.com/office/word/2010/wordprocessingDrawing" xmlns:wp="http://schemas.openxmlformats.org/drawingml/2006/wordprocessingDrawing" xmlns:w10="urn:schemas-microsoft-com:office:word" xmlns:w="http://schemas.openxmlformats.org/wordprocessingml/2006/main" xmlns:w14="http://schemas.microsoft.com/office/word/2010/wordml" xmlns:w15="http://schemas.microsoft.com/office/word/2012/wordml" xmlns:w16cex="http://schemas.microsoft.com/office/word/2018/wordml/cex" xmlns:w16cid="http://schemas.microsoft.com/office/word/2016/wordml/cid" xmlns:w16="http://schemas.microsoft.com/office/word/2018/wordml" xmlns:w16sdtdh="http://schemas.microsoft.com/office/word/2020/wordml/sdtdatahash" xmlns:w16se="http://schemas.microsoft.com/office/word/2015/wordml/symex" xmlns:wpg="http://schemas.microsoft.com/office/word/2010/wordprocessingGroup" xmlns:wpi="http://schemas.microsoft.com/office/word/2010/wordprocessingInk" xmlns:wne="http://schemas.microsoft.com/office/word/2006/wordml" xmlns:wps="http://schemas.microsoft.com/office/word/2010/wordprocessingShape" mc:Ignorable="w14 w15 w16se w16cid w16 w16cex w16sdtdh wp14">
   <w:body>
     <w:p>
       <w:pPr>
@@ -192,11 +192,6 @@
       <w:r>
         <w:t xml:space="preserve"> to accelerate development, automate repetitive coding tasks, debug issues, and improve overall code quality and productivity. Comfortable working in Agile environments and collaborating with cross-functional teams to deliver high-quality software solutions.</w:t>
       </w:r>
-    </w:p>
-    <w:p>
-      <w:pPr>
-        <w:spacing w:after="80" w:line="240" w:lineRule="auto"/>
-      </w:pPr>
     </w:p>
     <w:p>
       <w:pPr>
@@ -575,11 +570,6 @@
     <w:p>
       <w:pPr>
         <w:spacing w:after="80" w:line="240" w:lineRule="auto"/>
-      </w:pPr>
-    </w:p>
-    <w:p>
-      <w:pPr>
-        <w:spacing w:after="80" w:line="240" w:lineRule="auto"/>
         <w:rPr>
           <w:rStyle w:val="IntenseEmphasis"/>
           <w:sz w:val="28"/>
@@ -748,7 +738,10 @@
         <w:shd w:val="clear" w:color="auto" w:fill="FFFFFF"/>
         <w:spacing w:before="0" w:after="0" w:line="300" w:lineRule="atLeast"/>
         <w:rPr>
-          <w:b w:val="0"/>
+          <w:rStyle w:val="IntenseEmphasis"/>
+          <w:bCs w:val="0"/>
+          <w:i w:val="0"/>
+          <w:iCs w:val="0"/>
           <w:color w:val="000000"/>
           <w:sz w:val="22"/>
           <w:szCs w:val="22"/>
@@ -776,7 +769,27 @@
           <w:sz w:val="22"/>
           <w:szCs w:val="22"/>
         </w:rPr>
-        <w:t>– Certificate from IT Vedant Institute</w:t>
+        <w:t xml:space="preserve">– Certificate from IT </w:t>
+      </w:r>
+      <w:proofErr w:type="spellStart"/>
+      <w:r>
+        <w:rPr>
+          <w:b w:val="0"/>
+          <w:color w:val="000000"/>
+          <w:sz w:val="22"/>
+          <w:szCs w:val="22"/>
+        </w:rPr>
+        <w:t>Vedant</w:t>
+      </w:r>
+      <w:proofErr w:type="spellEnd"/>
+      <w:r>
+        <w:rPr>
+          <w:b w:val="0"/>
+          <w:color w:val="000000"/>
+          <w:sz w:val="22"/>
+          <w:szCs w:val="22"/>
+        </w:rPr>
+        <w:t xml:space="preserve"> Institute</w:t>
       </w:r>
     </w:p>
     <w:p>
@@ -798,22 +811,12 @@
           <w:szCs w:val="28"/>
         </w:rPr>
       </w:pPr>
-    </w:p>
-    <w:p>
-      <w:pPr>
-        <w:spacing w:after="80" w:line="240" w:lineRule="auto"/>
+      <w:r>
         <w:rPr>
           <w:rStyle w:val="IntenseEmphasis"/>
           <w:sz w:val="28"/>
           <w:szCs w:val="28"/>
         </w:rPr>
-      </w:pPr>
-      <w:r>
-        <w:rPr>
-          <w:rStyle w:val="IntenseEmphasis"/>
-          <w:sz w:val="28"/>
-          <w:szCs w:val="28"/>
-        </w:rPr>
         <w:t>WORK EXPERIENCE</w:t>
       </w:r>
     </w:p>
@@ -899,7 +902,45 @@
         <w:rPr>
           <w:color w:val="808080" w:themeColor="background1" w:themeShade="80"/>
         </w:rPr>
-        <w:t>Present</w:t>
+        <w:t xml:space="preserve">7/2026 </w:t>
+      </w:r>
+      <w:r>
+        <w:rPr>
+          <w:color w:val="808080" w:themeColor="background1" w:themeShade="80"/>
+        </w:rPr>
+        <w:t>(</w:t>
+      </w:r>
+      <w:r>
+        <w:rPr>
+          <w:color w:val="808080" w:themeColor="background1" w:themeShade="80"/>
+        </w:rPr>
+        <w:t xml:space="preserve">2 </w:t>
+      </w:r>
+      <w:proofErr w:type="spellStart"/>
+      <w:r>
+        <w:rPr>
+          <w:color w:val="808080" w:themeColor="background1" w:themeShade="80"/>
+        </w:rPr>
+        <w:t>yrs</w:t>
+      </w:r>
+      <w:proofErr w:type="spellEnd"/>
+      <w:r>
+        <w:rPr>
+          <w:color w:val="808080" w:themeColor="background1" w:themeShade="80"/>
+        </w:rPr>
+        <w:t xml:space="preserve"> </w:t>
+      </w:r>
+      <w:r>
+        <w:rPr>
+          <w:color w:val="808080" w:themeColor="background1" w:themeShade="80"/>
+        </w:rPr>
+        <w:t>3</w:t>
+      </w:r>
+      <w:r>
+        <w:rPr>
+          <w:color w:val="808080" w:themeColor="background1" w:themeShade="80"/>
+        </w:rPr>
+        <w:t xml:space="preserve"> months)</w:t>
       </w:r>
     </w:p>
     <w:p>
@@ -1113,7 +1154,6 @@
           <w:szCs w:val="20"/>
           <w:lang w:val="en-US"/>
         </w:rPr>
-        <w:lastRenderedPageBreak/>
         <w:t>Designed and implemented multi-tenant architecture with role-based access control (RBAC) to support diverse client requirements</w:t>
       </w:r>
       <w:r>
@@ -1190,6 +1230,7 @@
           <w:szCs w:val="20"/>
           <w:lang w:val="en-US"/>
         </w:rPr>
+        <w:lastRenderedPageBreak/>
         <w:t>Integrated RESTful APIs for real-time data synchronization and seamless backend communication</w:t>
       </w:r>
       <w:r>
@@ -1699,14 +1740,12 @@
         </w:rPr>
         <w:t xml:space="preserve">2. </w:t>
       </w:r>
-      <w:proofErr w:type="spellStart"/>
       <w:r>
         <w:rPr>
           <w:b/>
         </w:rPr>
-        <w:t>Catalog</w:t>
-      </w:r>
-      <w:proofErr w:type="spellEnd"/>
+        <w:t>Associate</w:t>
+      </w:r>
       <w:r>
         <w:rPr>
           <w:b/>
@@ -1717,13 +1756,7 @@
         <w:rPr>
           <w:b/>
         </w:rPr>
-        <w:t>Associate</w:t>
-      </w:r>
-      <w:r>
-        <w:rPr>
-          <w:b/>
-        </w:rPr>
-        <w:t xml:space="preserve"> </w:t>
+        <w:t>Engineer (RBS | CMT)</w:t>
       </w:r>
     </w:p>
     <w:p>
@@ -2418,6 +2451,21 @@
     <w:p>
       <w:pPr>
         <w:spacing w:after="80" w:line="240" w:lineRule="auto"/>
+      </w:pPr>
+    </w:p>
+    <w:p>
+      <w:pPr>
+        <w:spacing w:after="80" w:line="240" w:lineRule="auto"/>
+      </w:pPr>
+    </w:p>
+    <w:p>
+      <w:pPr>
+        <w:spacing w:after="80" w:line="240" w:lineRule="auto"/>
+      </w:pPr>
+    </w:p>
+    <w:p>
+      <w:pPr>
+        <w:spacing w:after="80" w:line="240" w:lineRule="auto"/>
         <w:rPr>
           <w:rStyle w:val="IntenseEmphasis"/>
           <w:sz w:val="28"/>
@@ -2718,7 +2766,15 @@
           <w:sz w:val="20"/>
           <w:szCs w:val="20"/>
         </w:rPr>
-        <w:t>2017 – 2022</w:t>
+        <w:t>2017 – 202</w:t>
+      </w:r>
+      <w:r>
+        <w:rPr>
+          <w:color w:val="808080" w:themeColor="background1" w:themeShade="80"/>
+          <w:sz w:val="20"/>
+          <w:szCs w:val="20"/>
+        </w:rPr>
+        <w:t>1</w:t>
       </w:r>
     </w:p>
     <w:p>
@@ -2770,7 +2826,7 @@
 </file>
 
 <file path=word/numbering.xml><?xml version="1.0" encoding="utf-8"?>
-<w:numbering xmlns:wpc="http://schemas.microsoft.com/office/word/2010/wordprocessingCanvas" xmlns:cx="http://schemas.microsoft.com/office/drawing/2014/chartex" xmlns:cx1="http://schemas.microsoft.com/office/drawing/2015/9/8/chartex" xmlns:cx2="http://schemas.microsoft.com/office/drawing/2015/10/21/chartex" xmlns:cx3="http://schemas.microsoft.com/office/drawing/2016/5/9/chartex" xmlns:cx4="http://schemas.microsoft.com/office/drawing/2016/5/10/chartex" xmlns:cx5="http://schemas.microsoft.com/office/drawing/2016/5/11/chartex" xmlns:cx6="http://schemas.microsoft.com/office/drawing/2016/5/12/chartex" xmlns:cx7="http://schemas.microsoft.com/office/drawing/2016/5/13/chartex" xmlns:cx8="http://schemas.microsoft.com/office/drawing/2016/5/14/chartex" xmlns:mc="http://schemas.openxmlformats.org/markup-compatibility/2006" xmlns:aink="http://schemas.microsoft.com/office/drawing/2016/ink" xmlns:am3d="http://schemas.microsoft.com/office/drawing/2017/model3d" xmlns:o="urn:schemas-microsoft-com:office:office" xmlns:oel="http://schemas.microsoft.com/office/2019/extlst" xmlns:r="http://schemas.openxmlformats.org/officeDocument/2006/relationships" xmlns:m="http://schemas.openxmlformats.org/officeDocument/2006/math" xmlns:v="urn:schemas-microsoft-com:vml" xmlns:wp14="http://schemas.microsoft.com/office/word/2010/wordprocessingDrawing" xmlns:wp="http://schemas.openxmlformats.org/drawingml/2006/wordprocessingDrawing" xmlns:w10="urn:schemas-microsoft-com:office:word" xmlns:w="http://schemas.openxmlformats.org/wordprocessingml/2006/main" xmlns:w14="http://schemas.microsoft.com/office/word/2010/wordml" xmlns:w15="http://schemas.microsoft.com/office/word/2012/wordml" xmlns:w16cex="http://schemas.microsoft.com/office/word/2018/wordml/cex" xmlns:w16cid="http://schemas.microsoft.com/office/word/2016/wordml/cid" xmlns:w16="http://schemas.microsoft.com/office/word/2018/wordml" xmlns:w16du="http://schemas.microsoft.com/office/word/2023/wordml/word16du" xmlns:w16sdtdh="http://schemas.microsoft.com/office/word/2020/wordml/sdtdatahash" xmlns:w16sdtfl="http://schemas.microsoft.com/office/word/2024/wordml/sdtformatlock" xmlns:w16se="http://schemas.microsoft.com/office/word/2015/wordml/symex" xmlns:wpg="http://schemas.microsoft.com/office/word/2010/wordprocessingGroup" xmlns:wpi="http://schemas.microsoft.com/office/word/2010/wordprocessingInk" xmlns:wne="http://schemas.microsoft.com/office/word/2006/wordml" xmlns:wps="http://schemas.microsoft.com/office/word/2010/wordprocessingShape" mc:Ignorable="w14 w15 w16se w16cid w16 w16cex w16sdtdh w16sdtfl w16du wp14">
+<w:numbering xmlns:wpc="http://schemas.microsoft.com/office/word/2010/wordprocessingCanvas" xmlns:cx="http://schemas.microsoft.com/office/drawing/2014/chartex" xmlns:cx1="http://schemas.microsoft.com/office/drawing/2015/9/8/chartex" xmlns:cx2="http://schemas.microsoft.com/office/drawing/2015/10/21/chartex" xmlns:cx3="http://schemas.microsoft.com/office/drawing/2016/5/9/chartex" xmlns:cx4="http://schemas.microsoft.com/office/drawing/2016/5/10/chartex" xmlns:cx5="http://schemas.microsoft.com/office/drawing/2016/5/11/chartex" xmlns:cx6="http://schemas.microsoft.com/office/drawing/2016/5/12/chartex" xmlns:cx7="http://schemas.microsoft.com/office/drawing/2016/5/13/chartex" xmlns:cx8="http://schemas.microsoft.com/office/drawing/2016/5/14/chartex" xmlns:mc="http://schemas.openxmlformats.org/markup-compatibility/2006" xmlns:aink="http://schemas.microsoft.com/office/drawing/2016/ink" xmlns:am3d="http://schemas.microsoft.com/office/drawing/2017/model3d" xmlns:o="urn:schemas-microsoft-com:office:office" xmlns:oel="http://schemas.microsoft.com/office/2019/extlst" xmlns:r="http://schemas.openxmlformats.org/officeDocument/2006/relationships" xmlns:m="http://schemas.openxmlformats.org/officeDocument/2006/math" xmlns:v="urn:schemas-microsoft-com:vml" xmlns:wp14="http://schemas.microsoft.com/office/word/2010/wordprocessingDrawing" xmlns:wp="http://schemas.openxmlformats.org/drawingml/2006/wordprocessingDrawing" xmlns:w10="urn:schemas-microsoft-com:office:word" xmlns:w="http://schemas.openxmlformats.org/wordprocessingml/2006/main" xmlns:w14="http://schemas.microsoft.com/office/word/2010/wordml" xmlns:w15="http://schemas.microsoft.com/office/word/2012/wordml" xmlns:w16cex="http://schemas.microsoft.com/office/word/2018/wordml/cex" xmlns:w16cid="http://schemas.microsoft.com/office/word/2016/wordml/cid" xmlns:w16="http://schemas.microsoft.com/office/word/2018/wordml" xmlns:w16sdtdh="http://schemas.microsoft.com/office/word/2020/wordml/sdtdatahash" xmlns:w16se="http://schemas.microsoft.com/office/word/2015/wordml/symex" xmlns:wpg="http://schemas.microsoft.com/office/word/2010/wordprocessingGroup" xmlns:wpi="http://schemas.microsoft.com/office/word/2010/wordprocessingInk" xmlns:wne="http://schemas.microsoft.com/office/word/2006/wordml" xmlns:wps="http://schemas.microsoft.com/office/word/2010/wordprocessingShape" mc:Ignorable="w14 w15 w16se w16cid w16 w16cex w16sdtdh wp14">
   <w:abstractNum w:abstractNumId="0" w15:restartNumberingAfterBreak="0">
     <w:nsid w:val="0A580E47"/>
     <w:multiLevelType w:val="multilevel"/>
@@ -6913,7 +6969,7 @@
 </file>
 
 <file path=word/styles.xml><?xml version="1.0" encoding="utf-8"?>
-<w:styles xmlns:mc="http://schemas.openxmlformats.org/markup-compatibility/2006" xmlns:r="http://schemas.openxmlformats.org/officeDocument/2006/relationships" xmlns:w="http://schemas.openxmlformats.org/wordprocessingml/2006/main" xmlns:w14="http://schemas.microsoft.com/office/word/2010/wordml" xmlns:w15="http://schemas.microsoft.com/office/word/2012/wordml" xmlns:w16cex="http://schemas.microsoft.com/office/word/2018/wordml/cex" xmlns:w16cid="http://schemas.microsoft.com/office/word/2016/wordml/cid" xmlns:w16="http://schemas.microsoft.com/office/word/2018/wordml" xmlns:w16du="http://schemas.microsoft.com/office/word/2023/wordml/word16du" xmlns:w16sdtdh="http://schemas.microsoft.com/office/word/2020/wordml/sdtdatahash" xmlns:w16sdtfl="http://schemas.microsoft.com/office/word/2024/wordml/sdtformatlock" xmlns:w16se="http://schemas.microsoft.com/office/word/2015/wordml/symex" mc:Ignorable="w14 w15 w16se w16cid w16 w16cex w16sdtdh w16sdtfl w16du">
+<w:styles xmlns:mc="http://schemas.openxmlformats.org/markup-compatibility/2006" xmlns:r="http://schemas.openxmlformats.org/officeDocument/2006/relationships" xmlns:w="http://schemas.openxmlformats.org/wordprocessingml/2006/main" xmlns:w14="http://schemas.microsoft.com/office/word/2010/wordml" xmlns:w15="http://schemas.microsoft.com/office/word/2012/wordml" xmlns:w16cex="http://schemas.microsoft.com/office/word/2018/wordml/cex" xmlns:w16cid="http://schemas.microsoft.com/office/word/2016/wordml/cid" xmlns:w16="http://schemas.microsoft.com/office/word/2018/wordml" xmlns:w16sdtdh="http://schemas.microsoft.com/office/word/2020/wordml/sdtdatahash" xmlns:w16se="http://schemas.microsoft.com/office/word/2015/wordml/symex" mc:Ignorable="w14 w15 w16se w16cid w16 w16cex w16sdtdh">
   <w:docDefaults>
     <w:rPrDefault>
       <w:rPr>
@@ -7409,6 +7465,7 @@
   <w:style w:type="character" w:default="1" w:styleId="DefaultParagraphFont">
     <w:name w:val="Default Paragraph Font"/>
     <w:uiPriority w:val="1"/>
+    <w:semiHidden/>
     <w:unhideWhenUsed/>
   </w:style>
   <w:style w:type="table" w:default="1" w:styleId="TableNormal">
@@ -7893,28 +7950,28 @@
 </file>
 
 <file path=customXml/item1.xml><?xml version="1.0" encoding="utf-8"?>
+<b:Sources xmlns:b="http://schemas.openxmlformats.org/officeDocument/2006/bibliography" xmlns="http://schemas.openxmlformats.org/officeDocument/2006/bibliography" SelectedStyle="\APA.XSL" StyleName="APA"/>
+</file>
+
+<file path=customXml/item2.xml><?xml version="1.0" encoding="utf-8"?>
 <go:gDocsCustomXmlDataStorage xmlns:go="http://customooxmlschemas.google.com/" xmlns:r="http://schemas.openxmlformats.org/officeDocument/2006/relationships" uri="GoogleDocsCustomDataVersion2">
   <go:docsCustomData xmlns:go="http://customooxmlschemas.google.com/" roundtripDataSignature="AMtx7miEk1H21JdIr+TOyvqwi2eW5alUKQ==">CgMxLjAyCGguZ2pkZ3hzOAByITE3THlTaDhNVjRLalVlWXlDajNGS3JlSGtMYWNhX3pNQQ==</go:docsCustomData>
 </go:gDocsCustomXmlDataStorage>
 </file>
 
-<file path=customXml/item2.xml><?xml version="1.0" encoding="utf-8"?>
-<b:Sources xmlns:b="http://schemas.openxmlformats.org/officeDocument/2006/bibliography" xmlns="http://schemas.openxmlformats.org/officeDocument/2006/bibliography" SelectedStyle="\APA.XSL" StyleName="APA"/>
+<file path=customXml/itemProps1.xml><?xml version="1.0" encoding="utf-8"?>
+<ds:datastoreItem xmlns:ds="http://schemas.openxmlformats.org/officeDocument/2006/customXml" ds:itemID="{19DB2FBD-D5D2-4A8E-B370-7C96318831C9}">
+  <ds:schemaRefs>
+    <ds:schemaRef ds:uri="http://schemas.openxmlformats.org/officeDocument/2006/bibliography"/>
+  </ds:schemaRefs>
+</ds:datastoreItem>
 </file>
 
-<file path=customXml/itemProps1.xml><?xml version="1.0" encoding="utf-8"?>
+<file path=customXml/itemProps2.xml><?xml version="1.0" encoding="utf-8"?>
 <ds:datastoreItem xmlns:ds="http://schemas.openxmlformats.org/officeDocument/2006/customXml" ds:itemID="{11111111-1234-1234-1234-123412341234}">
   <ds:schemaRefs>
     <ds:schemaRef ds:uri="http://customooxmlschemas.google.com/"/>
     <ds:schemaRef ds:uri="http://schemas.openxmlformats.org/officeDocument/2006/relationships"/>
   </ds:schemaRefs>
 </ds:datastoreItem>
-</file>
-
-<file path=customXml/itemProps2.xml><?xml version="1.0" encoding="utf-8"?>
-<ds:datastoreItem xmlns:ds="http://schemas.openxmlformats.org/officeDocument/2006/customXml" ds:itemID="{19DB2FBD-D5D2-4A8E-B370-7C96318831C9}">
-  <ds:schemaRefs>
-    <ds:schemaRef ds:uri="http://schemas.openxmlformats.org/officeDocument/2006/bibliography"/>
-  </ds:schemaRefs>
-</ds:datastoreItem>
 </file>
--- a/assets/Mahesh Morde_Software Engineer_9766228503_30.docx
+++ b/assets/Mahesh Morde_Software Engineer_9766228503_30.docx
@@ -1752,11 +1752,31 @@
         </w:rPr>
         <w:t xml:space="preserve"> </w:t>
       </w:r>
+      <w:proofErr w:type="spellStart"/>
       <w:r>
         <w:rPr>
           <w:b/>
         </w:rPr>
-        <w:t>Engineer (RBS | CMT)</w:t>
+        <w:t>Catalog</w:t>
+      </w:r>
+      <w:proofErr w:type="spellEnd"/>
+      <w:r>
+        <w:rPr>
+          <w:b/>
+        </w:rPr>
+        <w:t xml:space="preserve"> EN </w:t>
+      </w:r>
+      <w:r>
+        <w:rPr>
+          <w:b/>
+        </w:rPr>
+        <w:t xml:space="preserve"> </w:t>
+      </w:r>
+      <w:r>
+        <w:rPr>
+          <w:b/>
+        </w:rPr>
+        <w:t>(RBS | CMT)</w:t>
       </w:r>
     </w:p>
     <w:p>
@@ -7950,28 +7970,28 @@
 </file>
 
 <file path=customXml/item1.xml><?xml version="1.0" encoding="utf-8"?>
-<b:Sources xmlns:b="http://schemas.openxmlformats.org/officeDocument/2006/bibliography" xmlns="http://schemas.openxmlformats.org/officeDocument/2006/bibliography" SelectedStyle="\APA.XSL" StyleName="APA"/>
-</file>
-
-<file path=customXml/item2.xml><?xml version="1.0" encoding="utf-8"?>
 <go:gDocsCustomXmlDataStorage xmlns:go="http://customooxmlschemas.google.com/" xmlns:r="http://schemas.openxmlformats.org/officeDocument/2006/relationships" uri="GoogleDocsCustomDataVersion2">
   <go:docsCustomData xmlns:go="http://customooxmlschemas.google.com/" roundtripDataSignature="AMtx7miEk1H21JdIr+TOyvqwi2eW5alUKQ==">CgMxLjAyCGguZ2pkZ3hzOAByITE3THlTaDhNVjRLalVlWXlDajNGS3JlSGtMYWNhX3pNQQ==</go:docsCustomData>
 </go:gDocsCustomXmlDataStorage>
 </file>
 
-<file path=customXml/itemProps1.xml><?xml version="1.0" encoding="utf-8"?>
-<ds:datastoreItem xmlns:ds="http://schemas.openxmlformats.org/officeDocument/2006/customXml" ds:itemID="{19DB2FBD-D5D2-4A8E-B370-7C96318831C9}">
-  <ds:schemaRefs>
-    <ds:schemaRef ds:uri="http://schemas.openxmlformats.org/officeDocument/2006/bibliography"/>
-  </ds:schemaRefs>
-</ds:datastoreItem>
+<file path=customXml/item2.xml><?xml version="1.0" encoding="utf-8"?>
+<b:Sources xmlns:b="http://schemas.openxmlformats.org/officeDocument/2006/bibliography" xmlns="http://schemas.openxmlformats.org/officeDocument/2006/bibliography" SelectedStyle="\APA.XSL" StyleName="APA"/>
 </file>
 
-<file path=customXml/itemProps2.xml><?xml version="1.0" encoding="utf-8"?>
+<file path=customXml/itemProps1.xml><?xml version="1.0" encoding="utf-8"?>
 <ds:datastoreItem xmlns:ds="http://schemas.openxmlformats.org/officeDocument/2006/customXml" ds:itemID="{11111111-1234-1234-1234-123412341234}">
   <ds:schemaRefs>
     <ds:schemaRef ds:uri="http://customooxmlschemas.google.com/"/>
     <ds:schemaRef ds:uri="http://schemas.openxmlformats.org/officeDocument/2006/relationships"/>
   </ds:schemaRefs>
 </ds:datastoreItem>
+</file>
+
+<file path=customXml/itemProps2.xml><?xml version="1.0" encoding="utf-8"?>
+<ds:datastoreItem xmlns:ds="http://schemas.openxmlformats.org/officeDocument/2006/customXml" ds:itemID="{19DB2FBD-D5D2-4A8E-B370-7C96318831C9}">
+  <ds:schemaRefs>
+    <ds:schemaRef ds:uri="http://schemas.openxmlformats.org/officeDocument/2006/bibliography"/>
+  </ds:schemaRefs>
+</ds:datastoreItem>
 </file>
--- a/assets/Mahesh Morde_Software Engineer_9766228503_30.docx
+++ b/assets/Mahesh Morde_Software Engineer_9766228503_30.docx
@@ -110,7 +110,7 @@
             <w:color w:val="0000FF"/>
             <w:u w:val="single"/>
           </w:rPr>
-          <w:t>LinkedIn</w:t>
+          <w:t>linkedin.com/in/mahesh-morde</w:t>
         </w:r>
       </w:hyperlink>
       <w:r>
@@ -122,7 +122,7 @@
             <w:color w:val="0000FF"/>
             <w:u w:val="single"/>
           </w:rPr>
-          <w:t>Portfolio</w:t>
+          <w:t>mahesh-morde.github.io/Resume</w:t>
         </w:r>
       </w:hyperlink>
     </w:p>
@@ -824,123 +824,50 @@
       <w:pPr>
         <w:spacing w:after="80" w:line="240" w:lineRule="auto"/>
         <w:rPr>
+          <w:color w:val="808080" w:themeColor="background1" w:themeShade="80"/>
+        </w:rPr>
+      </w:pPr>
+      <w:r>
+        <w:rPr>
           <w:b/>
         </w:rPr>
-      </w:pPr>
+        <w:t>1. Software Engineer | Platform Commons Services</w:t>
+      </w:r>
       <w:r>
         <w:rPr>
           <w:b/>
         </w:rPr>
-        <w:t xml:space="preserve">        </w:t>
+        <w:t xml:space="preserve">.    </w:t>
       </w:r>
       <w:r>
         <w:rPr>
           <w:b/>
         </w:rPr>
-        <w:t>1. Software Engineer</w:t>
-      </w:r>
-    </w:p>
-    <w:p>
-      <w:pPr>
-        <w:tabs>
-          <w:tab w:val="right" w:pos="10440"/>
-        </w:tabs>
-        <w:spacing w:after="80" w:line="240" w:lineRule="auto"/>
+        <w:tab/>
+      </w:r>
+      <w:r>
+        <w:rPr>
+          <w:b/>
+        </w:rPr>
+        <w:tab/>
+      </w:r>
+      <w:r>
+        <w:rPr>
+          <w:b/>
+        </w:rPr>
+        <w:tab/>
+      </w:r>
+      <w:r>
+        <w:rPr>
+          <w:b/>
+        </w:rPr>
+        <w:tab/>
+      </w:r>
+      <w:r>
         <w:rPr>
           <w:color w:val="808080" w:themeColor="background1" w:themeShade="80"/>
         </w:rPr>
-      </w:pPr>
-      <w:r>
-        <w:t xml:space="preserve">        </w:t>
-      </w:r>
-      <w:r>
-        <w:t>Platform Commons Foundation</w:t>
-      </w:r>
-      <w:r>
-        <w:t xml:space="preserve"> </w:t>
-      </w:r>
-      <w:r>
-        <w:t>–</w:t>
-      </w:r>
-      <w:r>
-        <w:t xml:space="preserve"> Remote</w:t>
-      </w:r>
-      <w:r>
-        <w:tab/>
-      </w:r>
-      <w:r>
-        <w:rPr>
-          <w:color w:val="808080" w:themeColor="background1" w:themeShade="80"/>
-        </w:rPr>
-        <w:t>0</w:t>
-      </w:r>
-      <w:r>
-        <w:rPr>
-          <w:color w:val="808080" w:themeColor="background1" w:themeShade="80"/>
-        </w:rPr>
-        <w:t>4</w:t>
-      </w:r>
-      <w:r>
-        <w:rPr>
-          <w:color w:val="808080" w:themeColor="background1" w:themeShade="80"/>
-        </w:rPr>
-        <w:t>/202</w:t>
-      </w:r>
-      <w:r>
-        <w:rPr>
-          <w:color w:val="808080" w:themeColor="background1" w:themeShade="80"/>
-        </w:rPr>
-        <w:t>4</w:t>
-      </w:r>
-      <w:r>
-        <w:rPr>
-          <w:color w:val="808080" w:themeColor="background1" w:themeShade="80"/>
-        </w:rPr>
-        <w:t xml:space="preserve"> – </w:t>
-      </w:r>
-      <w:r>
-        <w:rPr>
-          <w:color w:val="808080" w:themeColor="background1" w:themeShade="80"/>
-        </w:rPr>
-        <w:t xml:space="preserve">7/2026 </w:t>
-      </w:r>
-      <w:r>
-        <w:rPr>
-          <w:color w:val="808080" w:themeColor="background1" w:themeShade="80"/>
-        </w:rPr>
-        <w:t>(</w:t>
-      </w:r>
-      <w:r>
-        <w:rPr>
-          <w:color w:val="808080" w:themeColor="background1" w:themeShade="80"/>
-        </w:rPr>
-        <w:t xml:space="preserve">2 </w:t>
-      </w:r>
-      <w:proofErr w:type="spellStart"/>
-      <w:r>
-        <w:rPr>
-          <w:color w:val="808080" w:themeColor="background1" w:themeShade="80"/>
-        </w:rPr>
-        <w:t>yrs</w:t>
-      </w:r>
-      <w:proofErr w:type="spellEnd"/>
-      <w:r>
-        <w:rPr>
-          <w:color w:val="808080" w:themeColor="background1" w:themeShade="80"/>
-        </w:rPr>
-        <w:t xml:space="preserve"> </w:t>
-      </w:r>
-      <w:r>
-        <w:rPr>
-          <w:color w:val="808080" w:themeColor="background1" w:themeShade="80"/>
-        </w:rPr>
-        <w:t>3</w:t>
-      </w:r>
-      <w:r>
-        <w:rPr>
-          <w:color w:val="808080" w:themeColor="background1" w:themeShade="80"/>
-        </w:rPr>
-        <w:t xml:space="preserve"> months)</w:t>
+        <w:t>Remote | 02/2025 – 07/2026</w:t>
       </w:r>
     </w:p>
     <w:p>
@@ -955,13 +882,7 @@
         <w:rPr>
           <w:b/>
         </w:rPr>
-        <w:t>Project</w:t>
-      </w:r>
-      <w:r>
-        <w:rPr>
-          <w:b/>
-        </w:rPr>
-        <w:t>s</w:t>
+        <w:t>Projects</w:t>
       </w:r>
     </w:p>
     <w:p>
@@ -975,10 +896,7 @@
         <w:ind w:left="720"/>
       </w:pPr>
       <w:r>
-        <w:t>VMS</w:t>
-      </w:r>
-      <w:r>
-        <w:t xml:space="preserve"> (Vendor Management System) is a multi-tenant web platform used by social-impact organizations to manage vendors, users, and role-based operations across multiple clients. </w:t>
+        <w:t>VMS (Vendor Management System) is a multi-tenant web platform used by social-impact organizations to manage vendors, users, and role-based operations across multiple clients.</w:t>
       </w:r>
     </w:p>
     <w:p>
@@ -991,21 +909,8 @@
         <w:spacing w:after="80" w:line="240" w:lineRule="auto"/>
         <w:ind w:left="720"/>
       </w:pPr>
-      <w:proofErr w:type="spellStart"/>
-      <w:r>
-        <w:t>Markify</w:t>
-      </w:r>
-      <w:proofErr w:type="spellEnd"/>
-      <w:r>
-        <w:t xml:space="preserve"> is an </w:t>
-      </w:r>
-      <w:proofErr w:type="spellStart"/>
-      <w:r>
-        <w:t>agri</w:t>
-      </w:r>
-      <w:proofErr w:type="spellEnd"/>
-      <w:r>
-        <w:t>-trading platform that enables farmers, FPOs, and warehouses to list, manage, and trade agricultural products for enterprise and NGO partners.</w:t>
+      <w:r>
+        <w:t>PSA Manthan is a Government of India project for NITI Aayog, built as a micro-frontend application to support modular, scalable development.</w:t>
       </w:r>
     </w:p>
     <w:p>
@@ -1025,48 +930,16 @@
     </w:p>
     <w:p>
       <w:pPr>
-        <w:spacing w:after="80" w:line="240" w:lineRule="auto"/>
-        <w:ind w:left="360"/>
-      </w:pPr>
-      <w:r>
-        <w:rPr>
-          <w:bCs/>
-        </w:rPr>
-        <w:t xml:space="preserve">Government Of India, NITI Aayog, </w:t>
-      </w:r>
-      <w:r>
-        <w:rPr>
-          <w:bCs/>
-        </w:rPr>
-        <w:t xml:space="preserve">SBI Foundation, Lupin, </w:t>
-      </w:r>
-      <w:proofErr w:type="spellStart"/>
-      <w:r>
-        <w:rPr>
-          <w:bCs/>
-        </w:rPr>
-        <w:t>Misfyt</w:t>
-      </w:r>
-      <w:proofErr w:type="spellEnd"/>
-      <w:r>
-        <w:rPr>
-          <w:bCs/>
-        </w:rPr>
-        <w:t xml:space="preserve">, Gandhi Fellowship, Make a Difference, </w:t>
-      </w:r>
-      <w:proofErr w:type="spellStart"/>
-      <w:r>
-        <w:rPr>
-          <w:bCs/>
-        </w:rPr>
-        <w:t>Magasool</w:t>
-      </w:r>
-      <w:proofErr w:type="spellEnd"/>
-      <w:r>
-        <w:rPr>
-          <w:bCs/>
-        </w:rPr>
-        <w:t>, Seniors In Seva</w:t>
+        <w:pStyle w:val="ListParagraph"/>
+        <w:numPr>
+          <w:ilvl w:val="0"/>
+          <w:numId w:val="35"/>
+        </w:numPr>
+        <w:spacing w:after="80" w:line="240" w:lineRule="auto"/>
+        <w:ind w:left="720"/>
+      </w:pPr>
+      <w:r>
+        <w:t>Government of India, NITI Aayog, SBI Foundation, Misfyt, Gandhi Fellowship, Make a Difference, Magasool, and Seniors In Seva</w:t>
       </w:r>
     </w:p>
     <w:p>
@@ -1081,13 +954,7 @@
         <w:rPr>
           <w:b/>
         </w:rPr>
-        <w:t>Responsibilities</w:t>
-      </w:r>
-      <w:r>
-        <w:rPr>
-          <w:b/>
-        </w:rPr>
-        <w:t>:</w:t>
+        <w:t>Responsibilities:</w:t>
       </w:r>
     </w:p>
     <w:p>
@@ -1116,16 +983,7 @@
           <w:szCs w:val="20"/>
           <w:lang w:val="en-US"/>
         </w:rPr>
-        <w:t>Developed and maintained scalable Angular-based web applications using component-driven architecture, improving code reusability and maintainability</w:t>
-      </w:r>
-      <w:r>
-        <w:rPr>
-          <w:color w:val="000000"/>
-          <w:sz w:val="20"/>
-          <w:szCs w:val="20"/>
-          <w:lang w:val="en-US"/>
-        </w:rPr>
-        <w:t>.</w:t>
+        <w:t>Developed modular Angular micro-frontends for PSA Manthan, enabling independent development and deployment of application features.</w:t>
       </w:r>
     </w:p>
     <w:p>
@@ -1154,16 +1012,7 @@
           <w:szCs w:val="20"/>
           <w:lang w:val="en-US"/>
         </w:rPr>
-        <w:t>Designed and implemented multi-tenant architecture with role-based access control (RBAC) to support diverse client requirements</w:t>
-      </w:r>
-      <w:r>
-        <w:rPr>
-          <w:color w:val="000000"/>
-          <w:sz w:val="20"/>
-          <w:szCs w:val="20"/>
-          <w:lang w:val="en-US"/>
-        </w:rPr>
-        <w:t>.</w:t>
+        <w:t>Independently built reusable UI component libraries to provide a consistent interface across micro-frontends.</w:t>
       </w:r>
     </w:p>
     <w:p>
@@ -1192,16 +1041,7 @@
           <w:szCs w:val="20"/>
           <w:lang w:val="en-US"/>
         </w:rPr>
-        <w:t>Built dynamic, responsive UI components using Angular, TypeScript, and Bootstrap to enhance user experience and accessibility</w:t>
-      </w:r>
-      <w:r>
-        <w:rPr>
-          <w:color w:val="000000"/>
-          <w:sz w:val="20"/>
-          <w:szCs w:val="20"/>
-          <w:lang w:val="en-US"/>
-        </w:rPr>
-        <w:t>.</w:t>
+        <w:t>Developed shared libraries for analytics and assessments, improving reuse of common business functionality.</w:t>
       </w:r>
     </w:p>
     <w:p>
@@ -1231,16 +1071,7 @@
           <w:lang w:val="en-US"/>
         </w:rPr>
         <w:lastRenderedPageBreak/>
-        <w:t>Integrated RESTful APIs for real-time data synchronization and seamless backend communication</w:t>
-      </w:r>
-      <w:r>
-        <w:rPr>
-          <w:color w:val="000000"/>
-          <w:sz w:val="20"/>
-          <w:szCs w:val="20"/>
-          <w:lang w:val="en-US"/>
-        </w:rPr>
-        <w:t>.</w:t>
+        <w:t>Developed and maintained scalable Angular-based applications using component-driven architecture, improving code reusability and maintainability.</w:t>
       </w:r>
     </w:p>
     <w:p>
@@ -1269,16 +1100,7 @@
           <w:szCs w:val="20"/>
           <w:lang w:val="en-US"/>
         </w:rPr>
-        <w:t>Engineered form workflows with validations and reactive forms, ensuring data accuracy and improved user input handling</w:t>
-      </w:r>
-      <w:r>
-        <w:rPr>
-          <w:color w:val="000000"/>
-          <w:sz w:val="20"/>
-          <w:szCs w:val="20"/>
-          <w:lang w:val="en-US"/>
-        </w:rPr>
-        <w:t>.</w:t>
+        <w:t>Designed and implemented multi-tenant architecture with role-based access control (RBAC) to support diverse client requirements.</w:t>
       </w:r>
     </w:p>
     <w:p>
@@ -1307,36 +1129,7 @@
           <w:szCs w:val="20"/>
           <w:lang w:val="en-US"/>
         </w:rPr>
-        <w:t>Optimized application performance through modular design, lazy loading, and efficient state handling (</w:t>
-      </w:r>
-      <w:proofErr w:type="spellStart"/>
-      <w:r>
-        <w:rPr>
-          <w:color w:val="000000"/>
-          <w:sz w:val="20"/>
-          <w:szCs w:val="20"/>
-          <w:lang w:val="en-US"/>
-        </w:rPr>
-        <w:t>RxJS</w:t>
-      </w:r>
-      <w:proofErr w:type="spellEnd"/>
-      <w:r>
-        <w:rPr>
-          <w:color w:val="000000"/>
-          <w:sz w:val="20"/>
-          <w:szCs w:val="20"/>
-          <w:lang w:val="en-US"/>
-        </w:rPr>
-        <w:t>)</w:t>
-      </w:r>
-      <w:r>
-        <w:rPr>
-          <w:color w:val="000000"/>
-          <w:sz w:val="20"/>
-          <w:szCs w:val="20"/>
-          <w:lang w:val="en-US"/>
-        </w:rPr>
-        <w:t>.</w:t>
+        <w:t>Built responsive, data-driven UI components using Angular, TypeScript, and Bootstrap; integrated REST APIs for reliable data exchange.</w:t>
       </w:r>
     </w:p>
     <w:p>
@@ -1365,16 +1158,7 @@
           <w:szCs w:val="20"/>
           <w:lang w:val="en-US"/>
         </w:rPr>
-        <w:t>Delivered customized feature enhancements based on client-specific requirements across multiple projects</w:t>
-      </w:r>
-      <w:r>
-        <w:rPr>
-          <w:color w:val="000000"/>
-          <w:sz w:val="20"/>
-          <w:szCs w:val="20"/>
-          <w:lang w:val="en-US"/>
-        </w:rPr>
-        <w:t>.</w:t>
+        <w:t>Engineered form workflows with validations and reactive forms, ensuring data accuracy and improved user input handling.</w:t>
       </w:r>
     </w:p>
     <w:p>
@@ -1403,16 +1187,7 @@
           <w:szCs w:val="20"/>
           <w:lang w:val="en-US"/>
         </w:rPr>
-        <w:t>Collaborated with cross-functional teams (product, backend, QA) to ensure high-quality, on-time feature delivery</w:t>
-      </w:r>
-      <w:r>
-        <w:rPr>
-          <w:color w:val="000000"/>
-          <w:sz w:val="20"/>
-          <w:szCs w:val="20"/>
-          <w:lang w:val="en-US"/>
-        </w:rPr>
-        <w:t>.</w:t>
+        <w:t>Optimized application performance through modular design, lazy loading, and efficient state handling (RxJS).</w:t>
       </w:r>
     </w:p>
     <w:p>
@@ -1441,46 +1216,7 @@
           <w:szCs w:val="20"/>
           <w:lang w:val="en-US"/>
         </w:rPr>
-        <w:t>Contributed to UI/UX standardization, improving consistency and usability across platforms</w:t>
-      </w:r>
-      <w:r>
-        <w:rPr>
-          <w:color w:val="000000"/>
-          <w:sz w:val="20"/>
-          <w:szCs w:val="20"/>
-          <w:lang w:val="en-US"/>
-        </w:rPr>
-        <w:t>.</w:t>
-      </w:r>
-    </w:p>
-    <w:p>
-      <w:pPr>
-        <w:spacing w:after="80" w:line="240" w:lineRule="auto"/>
-        <w:rPr>
-          <w:color w:val="000000"/>
-          <w:lang w:val="en-US"/>
-        </w:rPr>
-      </w:pPr>
-    </w:p>
-    <w:p>
-      <w:pPr>
-        <w:spacing w:after="80" w:line="240" w:lineRule="auto"/>
-        <w:ind w:left="360"/>
-        <w:rPr>
-          <w:b/>
-        </w:rPr>
-      </w:pPr>
-      <w:r>
-        <w:rPr>
-          <w:b/>
-        </w:rPr>
-        <w:t>Key-Achievements</w:t>
-      </w:r>
-      <w:r>
-        <w:rPr>
-          <w:b/>
-        </w:rPr>
-        <w:t>:</w:t>
+        <w:t>Delivered customized feature enhancements and collaborated with product, backend, and QA teams to deliver high-quality features.</w:t>
       </w:r>
     </w:p>
     <w:p>
@@ -1509,16 +1245,31 @@
           <w:szCs w:val="20"/>
           <w:lang w:val="en-US"/>
         </w:rPr>
-        <w:t>Retained a high-risk client (Seniors in Seva) by delivering fully customized product enhancements within 1 week, converting a potential churn into continued partnership</w:t>
-      </w:r>
-      <w:r>
-        <w:rPr>
-          <w:color w:val="000000"/>
-          <w:sz w:val="20"/>
-          <w:szCs w:val="20"/>
+        <w:t>Contributed to UI/UX standardization, improving consistency and usability across platforms.</w:t>
+      </w:r>
+    </w:p>
+    <w:p>
+      <w:pPr>
+        <w:spacing w:after="80" w:line="240" w:lineRule="auto"/>
+        <w:rPr>
+          <w:color w:val="000000"/>
           <w:lang w:val="en-US"/>
         </w:rPr>
-        <w:t>.</w:t>
+      </w:pPr>
+    </w:p>
+    <w:p>
+      <w:pPr>
+        <w:spacing w:after="80" w:line="240" w:lineRule="auto"/>
+        <w:ind w:left="360"/>
+        <w:rPr>
+          <w:b/>
+        </w:rPr>
+      </w:pPr>
+      <w:r>
+        <w:rPr>
+          <w:b/>
+        </w:rPr>
+        <w:t>Key Achievements:</w:t>
       </w:r>
     </w:p>
     <w:p>
@@ -1547,16 +1298,7 @@
           <w:szCs w:val="20"/>
           <w:lang w:val="en-US"/>
         </w:rPr>
-        <w:t>Accelerated feature delivery timelines by implementing modular and reusable components, reducing development effort for new features</w:t>
-      </w:r>
-      <w:r>
-        <w:rPr>
-          <w:color w:val="000000"/>
-          <w:sz w:val="20"/>
-          <w:szCs w:val="20"/>
-          <w:lang w:val="en-US"/>
-        </w:rPr>
-        <w:t>.</w:t>
+        <w:t>Created independently maintained shared UI, analytics, and assessment libraries for the micro-frontend ecosystem.</w:t>
       </w:r>
     </w:p>
     <w:p>
@@ -1585,16 +1327,7 @@
           <w:szCs w:val="20"/>
           <w:lang w:val="en-US"/>
         </w:rPr>
-        <w:t>Enhanced platform security and access control by implementing robust role-based workflows across multi-level users (Admin/User/Super Admin)</w:t>
-      </w:r>
-      <w:r>
-        <w:rPr>
-          <w:color w:val="000000"/>
-          <w:sz w:val="20"/>
-          <w:szCs w:val="20"/>
-          <w:lang w:val="en-US"/>
-        </w:rPr>
-        <w:t>.</w:t>
+        <w:t>Improved application consistency and development efficiency through reusable components and shared functionality.</w:t>
       </w:r>
     </w:p>
     <w:p>
@@ -1623,16 +1356,7 @@
           <w:szCs w:val="20"/>
           <w:lang w:val="en-US"/>
         </w:rPr>
-        <w:t>Improved user experience and adoption by redesigning UI components and ensuring consistent design patterns across applications</w:t>
-      </w:r>
-      <w:r>
-        <w:rPr>
-          <w:color w:val="000000"/>
-          <w:sz w:val="20"/>
-          <w:szCs w:val="20"/>
-          <w:lang w:val="en-US"/>
-        </w:rPr>
-        <w:t>.</w:t>
+        <w:t>Retained a high-risk client (Seniors in Seva) by delivering fully customized product enhancements within 1 week, converting a potential churn into continued partnership.</w:t>
       </w:r>
     </w:p>
     <w:p>
@@ -1661,16 +1385,7 @@
           <w:szCs w:val="20"/>
           <w:lang w:val="en-US"/>
         </w:rPr>
-        <w:t>Delivered successful client-specific solutions for organizations like SBI Foundation, Lupin, and Gandhi Fellowship, strengthening long-term engagement</w:t>
-      </w:r>
-      <w:r>
-        <w:rPr>
-          <w:color w:val="000000"/>
-          <w:sz w:val="20"/>
-          <w:szCs w:val="20"/>
-          <w:lang w:val="en-US"/>
-        </w:rPr>
-        <w:t>.</w:t>
+        <w:t>Accelerated feature delivery timelines by implementing modular and reusable components, reducing development effort for new features.</w:t>
       </w:r>
     </w:p>
     <w:p>
@@ -1699,216 +1414,7 @@
           <w:szCs w:val="20"/>
           <w:lang w:val="en-US"/>
         </w:rPr>
-        <w:t>Enabled scalable multi-tenant support, allowing seamless onboarding of multiple clients on a single platform</w:t>
-      </w:r>
-      <w:r>
-        <w:rPr>
-          <w:color w:val="000000"/>
-          <w:sz w:val="20"/>
-          <w:szCs w:val="20"/>
-          <w:lang w:val="en-US"/>
-        </w:rPr>
-        <w:t>.</w:t>
-      </w:r>
-    </w:p>
-    <w:p>
-      <w:pPr>
-        <w:pStyle w:val="ListParagraph"/>
-        <w:spacing w:after="80"/>
-        <w:ind w:left="1080"/>
-        <w:rPr>
-          <w:bCs/>
-          <w:lang w:val="en-US"/>
-        </w:rPr>
-      </w:pPr>
-    </w:p>
-    <w:p>
-      <w:pPr>
-        <w:spacing w:after="80" w:line="240" w:lineRule="auto"/>
-      </w:pPr>
-      <w:r>
-        <w:rPr>
-          <w:b/>
-          <w:bCs/>
-          <w:lang w:val="en-US"/>
-        </w:rPr>
-        <w:t xml:space="preserve">        </w:t>
-      </w:r>
-      <w:r>
-        <w:rPr>
-          <w:b/>
-        </w:rPr>
-        <w:t xml:space="preserve">2. </w:t>
-      </w:r>
-      <w:r>
-        <w:rPr>
-          <w:b/>
-        </w:rPr>
-        <w:t>Associate</w:t>
-      </w:r>
-      <w:r>
-        <w:rPr>
-          <w:b/>
-        </w:rPr>
-        <w:t xml:space="preserve"> </w:t>
-      </w:r>
-      <w:proofErr w:type="spellStart"/>
-      <w:r>
-        <w:rPr>
-          <w:b/>
-        </w:rPr>
-        <w:t>Catalog</w:t>
-      </w:r>
-      <w:proofErr w:type="spellEnd"/>
-      <w:r>
-        <w:rPr>
-          <w:b/>
-        </w:rPr>
-        <w:t xml:space="preserve"> EN </w:t>
-      </w:r>
-      <w:r>
-        <w:rPr>
-          <w:b/>
-        </w:rPr>
-        <w:t xml:space="preserve"> </w:t>
-      </w:r>
-      <w:r>
-        <w:rPr>
-          <w:b/>
-        </w:rPr>
-        <w:t>(RBS | CMT)</w:t>
-      </w:r>
-    </w:p>
-    <w:p>
-      <w:pPr>
-        <w:tabs>
-          <w:tab w:val="right" w:pos="10440"/>
-        </w:tabs>
-        <w:spacing w:after="80" w:line="240" w:lineRule="auto"/>
-        <w:rPr>
-          <w:color w:val="808080" w:themeColor="background1" w:themeShade="80"/>
-          <w:lang w:val="en-US"/>
-        </w:rPr>
-      </w:pPr>
-      <w:r>
-        <w:t xml:space="preserve">        </w:t>
-      </w:r>
-      <w:r>
-        <w:t xml:space="preserve">Amazon Development Centre India </w:t>
-      </w:r>
-      <w:proofErr w:type="spellStart"/>
-      <w:r>
-        <w:t>Pvt.</w:t>
-      </w:r>
-      <w:proofErr w:type="spellEnd"/>
-      <w:r>
-        <w:t xml:space="preserve"> Ltd</w:t>
-      </w:r>
-      <w:r>
-        <w:t xml:space="preserve">, </w:t>
-      </w:r>
-      <w:r>
-        <w:t>Remote</w:t>
-      </w:r>
-      <w:r>
-        <w:t xml:space="preserve"> </w:t>
-      </w:r>
-      <w:r>
-        <w:tab/>
-      </w:r>
-      <w:r>
-        <w:rPr>
-          <w:color w:val="808080" w:themeColor="background1" w:themeShade="80"/>
-        </w:rPr>
-        <w:t>0</w:t>
-      </w:r>
-      <w:r>
-        <w:rPr>
-          <w:color w:val="808080" w:themeColor="background1" w:themeShade="80"/>
-        </w:rPr>
-        <w:t>9</w:t>
-      </w:r>
-      <w:r>
-        <w:rPr>
-          <w:color w:val="808080" w:themeColor="background1" w:themeShade="80"/>
-        </w:rPr>
-        <w:t>/202</w:t>
-      </w:r>
-      <w:r>
-        <w:rPr>
-          <w:color w:val="808080" w:themeColor="background1" w:themeShade="80"/>
-        </w:rPr>
-        <w:t>1</w:t>
-      </w:r>
-      <w:r>
-        <w:rPr>
-          <w:color w:val="808080" w:themeColor="background1" w:themeShade="80"/>
-        </w:rPr>
-        <w:t xml:space="preserve"> - 0</w:t>
-      </w:r>
-      <w:r>
-        <w:rPr>
-          <w:color w:val="808080" w:themeColor="background1" w:themeShade="80"/>
-        </w:rPr>
-        <w:t>3</w:t>
-      </w:r>
-      <w:r>
-        <w:rPr>
-          <w:color w:val="808080" w:themeColor="background1" w:themeShade="80"/>
-        </w:rPr>
-        <w:t>/202</w:t>
-      </w:r>
-      <w:r>
-        <w:rPr>
-          <w:color w:val="808080" w:themeColor="background1" w:themeShade="80"/>
-        </w:rPr>
-        <w:t>4</w:t>
-      </w:r>
-      <w:r>
-        <w:rPr>
-          <w:color w:val="808080" w:themeColor="background1" w:themeShade="80"/>
-        </w:rPr>
-        <w:t xml:space="preserve"> (</w:t>
-      </w:r>
-      <w:r>
-        <w:rPr>
-          <w:color w:val="808080" w:themeColor="background1" w:themeShade="80"/>
-        </w:rPr>
-        <w:t>2</w:t>
-      </w:r>
-      <w:r>
-        <w:rPr>
-          <w:color w:val="808080" w:themeColor="background1" w:themeShade="80"/>
-        </w:rPr>
-        <w:t xml:space="preserve"> </w:t>
-      </w:r>
-      <w:r>
-        <w:rPr>
-          <w:color w:val="808080" w:themeColor="background1" w:themeShade="80"/>
-        </w:rPr>
-        <w:t>yrs 5 months)</w:t>
-      </w:r>
-    </w:p>
-    <w:p>
-      <w:pPr>
-        <w:pBdr>
-          <w:top w:val="nil"/>
-          <w:left w:val="nil"/>
-          <w:bottom w:val="nil"/>
-          <w:right w:val="nil"/>
-          <w:between w:val="nil"/>
-        </w:pBdr>
-        <w:spacing w:after="80" w:line="240" w:lineRule="auto"/>
-        <w:ind w:left="360"/>
-        <w:rPr>
-          <w:b/>
-        </w:rPr>
-      </w:pPr>
-      <w:r>
-        <w:rPr>
-          <w:b/>
-        </w:rPr>
-        <w:t>Responsibilities:</w:t>
+        <w:t>Enhanced platform security and access control by implementing robust role-based workflows across multi-level users (Admin/User/Super Admin).</w:t>
       </w:r>
     </w:p>
     <w:p>
@@ -1937,16 +1443,7 @@
           <w:szCs w:val="20"/>
           <w:lang w:val="en-US"/>
         </w:rPr>
-        <w:t>Developed and maintained Angular-based internal applications for high-volume vendor order processing and catalog management</w:t>
-      </w:r>
-      <w:r>
-        <w:rPr>
-          <w:color w:val="000000"/>
-          <w:sz w:val="20"/>
-          <w:szCs w:val="20"/>
-          <w:lang w:val="en-US"/>
-        </w:rPr>
-        <w:t>.</w:t>
+        <w:t>Improved user experience and adoption by redesigning UI components and ensuring consistent design patterns across applications.</w:t>
       </w:r>
     </w:p>
     <w:p>
@@ -1975,16 +1472,7 @@
           <w:szCs w:val="20"/>
           <w:lang w:val="en-US"/>
         </w:rPr>
-        <w:t>Built modular, data-driven UI components and workflows, improving operational efficiency by 30%</w:t>
-      </w:r>
-      <w:r>
-        <w:rPr>
-          <w:color w:val="000000"/>
-          <w:sz w:val="20"/>
-          <w:szCs w:val="20"/>
-          <w:lang w:val="en-US"/>
-        </w:rPr>
-        <w:t>.</w:t>
+        <w:t>Delivered successful client-specific solutions for organizations like SBI Foundation and Gandhi Fellowship, strengthening long-term engagement.</w:t>
       </w:r>
     </w:p>
     <w:p>
@@ -2013,16 +1501,121 @@
           <w:szCs w:val="20"/>
           <w:lang w:val="en-US"/>
         </w:rPr>
-        <w:t>Integrated RESTful APIs to enable real-time synchronization with Amazon’s global catalog systems</w:t>
-      </w:r>
-      <w:r>
-        <w:rPr>
-          <w:color w:val="000000"/>
-          <w:sz w:val="20"/>
-          <w:szCs w:val="20"/>
+        <w:t>Enabled scalable multi-tenant support, allowing seamless onboarding of multiple clients on a single platform.</w:t>
+      </w:r>
+    </w:p>
+    <w:p>
+      <w:pPr>
+        <w:spacing w:after="80" w:line="240" w:lineRule="auto"/>
+        <w:rPr>
+          <w:color w:val="000000"/>
           <w:lang w:val="en-US"/>
         </w:rPr>
-        <w:t>.</w:t>
+      </w:pPr>
+    </w:p>
+    <w:p>
+      <w:pPr>
+        <w:spacing w:after="80" w:line="240" w:lineRule="auto"/>
+        <w:rPr>
+          <w:color w:val="808080" w:themeColor="background1" w:themeShade="80"/>
+        </w:rPr>
+      </w:pPr>
+      <w:r>
+        <w:rPr>
+          <w:b/>
+        </w:rPr>
+        <w:t>2. Software Developer Intern (Part-time) | Platform Commons Services</w:t>
+      </w:r>
+      <w:r>
+        <w:rPr>
+          <w:b/>
+        </w:rPr>
+        <w:tab/>
+      </w:r>
+      <w:r>
+        <w:rPr>
+          <w:b/>
+        </w:rPr>
+        <w:tab/>
+      </w:r>
+      <w:r>
+        <w:rPr>
+          <w:color w:val="808080" w:themeColor="background1" w:themeShade="80"/>
+        </w:rPr>
+        <w:t>Remote | 04/2024 – 01/2025</w:t>
+      </w:r>
+    </w:p>
+    <w:p>
+      <w:pPr>
+        <w:spacing w:after="80" w:line="240" w:lineRule="auto"/>
+        <w:ind w:left="360"/>
+        <w:rPr>
+          <w:b/>
+        </w:rPr>
+      </w:pPr>
+      <w:r>
+        <w:rPr>
+          <w:b/>
+        </w:rPr>
+        <w:t>Project</w:t>
+      </w:r>
+    </w:p>
+    <w:p>
+      <w:pPr>
+        <w:pStyle w:val="ListParagraph"/>
+        <w:numPr>
+          <w:ilvl w:val="0"/>
+          <w:numId w:val="35"/>
+        </w:numPr>
+        <w:spacing w:after="80" w:line="240" w:lineRule="auto"/>
+        <w:ind w:left="720"/>
+      </w:pPr>
+      <w:r>
+        <w:t>Markify is an agri-trading platform that enables farmers, FPOs, and warehouses to list, manage, and trade agricultural products for enterprise partners.</w:t>
+      </w:r>
+    </w:p>
+    <w:p>
+      <w:pPr>
+        <w:spacing w:after="80" w:line="240" w:lineRule="auto"/>
+        <w:ind w:left="360"/>
+        <w:rPr>
+          <w:b/>
+        </w:rPr>
+      </w:pPr>
+      <w:r>
+        <w:rPr>
+          <w:b/>
+        </w:rPr>
+        <w:t>Clients</w:t>
+      </w:r>
+    </w:p>
+    <w:p>
+      <w:pPr>
+        <w:pStyle w:val="ListParagraph"/>
+        <w:numPr>
+          <w:ilvl w:val="0"/>
+          <w:numId w:val="35"/>
+        </w:numPr>
+        <w:spacing w:after="80" w:line="240" w:lineRule="auto"/>
+        <w:ind w:left="720"/>
+      </w:pPr>
+      <w:r>
+        <w:t>Vritti and Lupin</w:t>
+      </w:r>
+    </w:p>
+    <w:p>
+      <w:pPr>
+        <w:spacing w:after="80" w:line="240" w:lineRule="auto"/>
+        <w:ind w:firstLine="720"/>
+        <w:rPr>
+          <w:b/>
+        </w:rPr>
+      </w:pPr>
+      <w:r>
+        <w:rPr>
+          <w:b/>
+        </w:rPr>
+        <w:t>Responsibilities:</w:t>
       </w:r>
     </w:p>
     <w:p>
@@ -2051,16 +1644,7 @@
           <w:szCs w:val="20"/>
           <w:lang w:val="en-US"/>
         </w:rPr>
-        <w:t>Automated data extraction and validation processes for competitor pricing analysis (CPAF), reducing manual effort</w:t>
-      </w:r>
-      <w:r>
-        <w:rPr>
-          <w:color w:val="000000"/>
-          <w:sz w:val="20"/>
-          <w:szCs w:val="20"/>
-          <w:lang w:val="en-US"/>
-        </w:rPr>
-        <w:t>.</w:t>
+        <w:t>Developed Angular-based UI components and workflows for the Markify platform.</w:t>
       </w:r>
     </w:p>
     <w:p>
@@ -2089,16 +1673,7 @@
           <w:szCs w:val="20"/>
           <w:lang w:val="en-US"/>
         </w:rPr>
-        <w:t>Designed role-based dashboards to provide insights into catalog quality and pricing metrics</w:t>
-      </w:r>
-      <w:r>
-        <w:rPr>
-          <w:color w:val="000000"/>
-          <w:sz w:val="20"/>
-          <w:szCs w:val="20"/>
-          <w:lang w:val="en-US"/>
-        </w:rPr>
-        <w:t>.</w:t>
+        <w:t>Built responsive interfaces using Angular, TypeScript, and Bootstrap.</w:t>
       </w:r>
     </w:p>
     <w:p>
@@ -2127,16 +1702,7 @@
           <w:szCs w:val="20"/>
           <w:lang w:val="en-US"/>
         </w:rPr>
-        <w:t>Led technical audits and mentored team members, ensuring data accuracy and process standardization</w:t>
-      </w:r>
-      <w:r>
-        <w:rPr>
-          <w:color w:val="000000"/>
-          <w:sz w:val="20"/>
-          <w:szCs w:val="20"/>
-          <w:lang w:val="en-US"/>
-        </w:rPr>
-        <w:t>.</w:t>
+        <w:t>Integrated REST APIs to support data-driven application features.</w:t>
       </w:r>
     </w:p>
     <w:p>
@@ -2165,35 +1731,282 @@
           <w:szCs w:val="20"/>
           <w:lang w:val="en-US"/>
         </w:rPr>
-        <w:t>Collaborated with cross-functional teams to resolve system bottlenecks and improve application stability</w:t>
-      </w:r>
-      <w:r>
+        <w:t>Collaborated with the development team to deliver client-specific requirements.</w:t>
+      </w:r>
+    </w:p>
+    <w:p>
+      <w:pPr>
+        <w:spacing w:after="80" w:line="240" w:lineRule="auto"/>
+        <w:rPr>
+          <w:color w:val="000000"/>
+          <w:lang w:val="en-US"/>
+        </w:rPr>
+      </w:pPr>
+    </w:p>
+    <w:p>
+      <w:pPr>
+        <w:spacing w:after="80" w:line="240" w:lineRule="auto"/>
+      </w:pPr>
+      <w:r>
+        <w:rPr>
+          <w:b/>
+          <w:bCs/>
+          <w:lang w:val="en-US"/>
+        </w:rPr>
+        <w:t>3. Associate Catalog EN (RBS | CMT) | Amazon Development Centre India Pvt. Ltd</w:t>
+      </w:r>
+    </w:p>
+    <w:p>
+      <w:pPr>
+        <w:tabs>
+          <w:tab w:val="right" w:pos="10440"/>
+        </w:tabs>
+        <w:spacing w:after="80" w:line="240" w:lineRule="auto"/>
+        <w:rPr>
+          <w:color w:val="808080" w:themeColor="background1" w:themeShade="80"/>
+          <w:lang w:val="en-US"/>
+        </w:rPr>
+      </w:pPr>
+      <w:r>
+        <w:rPr>
+          <w:color w:val="808080" w:themeColor="background1" w:themeShade="80"/>
+          <w:lang w:val="en-US"/>
+        </w:rPr>
+        <w:tab/>
+      </w:r>
+      <w:r>
+        <w:rPr>
+          <w:color w:val="808080" w:themeColor="background1" w:themeShade="80"/>
+          <w:lang w:val="en-US"/>
+        </w:rPr>
+        <w:t>Remote | 09/2021 – 01/2025 (3 yrs 5 months)</w:t>
+      </w:r>
+    </w:p>
+    <w:p>
+      <w:pPr>
+        <w:spacing w:after="80" w:line="240" w:lineRule="auto"/>
+        <w:ind w:firstLine="720"/>
+        <w:rPr>
+          <w:b/>
+        </w:rPr>
+      </w:pPr>
+      <w:r>
+        <w:rPr>
+          <w:b/>
+        </w:rPr>
+        <w:t>Responsibilities:</w:t>
+      </w:r>
+    </w:p>
+    <w:p>
+      <w:pPr>
+        <w:numPr>
+          <w:ilvl w:val="0"/>
+          <w:numId w:val="36"/>
+        </w:numPr>
+        <w:tabs>
+          <w:tab w:val="clear" w:pos="1080"/>
+          <w:tab w:val="num" w:pos="720"/>
+        </w:tabs>
+        <w:spacing w:after="80" w:line="240" w:lineRule="auto"/>
+        <w:ind w:left="720"/>
         <w:rPr>
           <w:color w:val="000000"/>
           <w:sz w:val="20"/>
           <w:szCs w:val="20"/>
           <w:lang w:val="en-US"/>
         </w:rPr>
-        <w:t>.</w:t>
-      </w:r>
-    </w:p>
-    <w:p>
-      <w:pPr>
-        <w:spacing w:after="80" w:line="240" w:lineRule="auto"/>
-        <w:rPr>
-          <w:rStyle w:val="IntenseEmphasis"/>
-          <w:sz w:val="28"/>
-          <w:szCs w:val="28"/>
-        </w:rPr>
-      </w:pPr>
-    </w:p>
-    <w:p>
-      <w:pPr>
-        <w:spacing w:after="80" w:line="240" w:lineRule="auto"/>
-        <w:rPr>
-          <w:rStyle w:val="IntenseEmphasis"/>
-          <w:sz w:val="28"/>
-          <w:szCs w:val="28"/>
+      </w:pPr>
+      <w:r>
+        <w:rPr>
+          <w:color w:val="000000"/>
+          <w:sz w:val="20"/>
+          <w:szCs w:val="20"/>
+          <w:lang w:val="en-US"/>
+        </w:rPr>
+        <w:t>Developed and maintained Angular-based internal applications for high-volume vendor order processing and catalog management.</w:t>
+      </w:r>
+    </w:p>
+    <w:p>
+      <w:pPr>
+        <w:numPr>
+          <w:ilvl w:val="0"/>
+          <w:numId w:val="36"/>
+        </w:numPr>
+        <w:tabs>
+          <w:tab w:val="clear" w:pos="1080"/>
+          <w:tab w:val="num" w:pos="720"/>
+        </w:tabs>
+        <w:spacing w:after="80" w:line="240" w:lineRule="auto"/>
+        <w:ind w:left="720"/>
+        <w:rPr>
+          <w:color w:val="000000"/>
+          <w:sz w:val="20"/>
+          <w:szCs w:val="20"/>
+          <w:lang w:val="en-US"/>
+        </w:rPr>
+      </w:pPr>
+      <w:r>
+        <w:rPr>
+          <w:color w:val="000000"/>
+          <w:sz w:val="20"/>
+          <w:szCs w:val="20"/>
+          <w:lang w:val="en-US"/>
+        </w:rPr>
+        <w:t>Built modular, data-driven UI components and workflows, improving operational efficiency by 30%.</w:t>
+      </w:r>
+    </w:p>
+    <w:p>
+      <w:pPr>
+        <w:numPr>
+          <w:ilvl w:val="0"/>
+          <w:numId w:val="36"/>
+        </w:numPr>
+        <w:tabs>
+          <w:tab w:val="clear" w:pos="1080"/>
+          <w:tab w:val="num" w:pos="720"/>
+        </w:tabs>
+        <w:spacing w:after="80" w:line="240" w:lineRule="auto"/>
+        <w:ind w:left="720"/>
+        <w:rPr>
+          <w:color w:val="000000"/>
+          <w:sz w:val="20"/>
+          <w:szCs w:val="20"/>
+          <w:lang w:val="en-US"/>
+        </w:rPr>
+      </w:pPr>
+      <w:r>
+        <w:rPr>
+          <w:color w:val="000000"/>
+          <w:sz w:val="20"/>
+          <w:szCs w:val="20"/>
+          <w:lang w:val="en-US"/>
+        </w:rPr>
+        <w:t>Integrated RESTful APIs to enable real-time synchronization with Amazon’s global catalog systems.</w:t>
+      </w:r>
+    </w:p>
+    <w:p>
+      <w:pPr>
+        <w:numPr>
+          <w:ilvl w:val="0"/>
+          <w:numId w:val="36"/>
+        </w:numPr>
+        <w:tabs>
+          <w:tab w:val="clear" w:pos="1080"/>
+          <w:tab w:val="num" w:pos="720"/>
+        </w:tabs>
+        <w:spacing w:after="80" w:line="240" w:lineRule="auto"/>
+        <w:ind w:left="720"/>
+        <w:rPr>
+          <w:color w:val="000000"/>
+          <w:sz w:val="20"/>
+          <w:szCs w:val="20"/>
+          <w:lang w:val="en-US"/>
+        </w:rPr>
+      </w:pPr>
+      <w:r>
+        <w:rPr>
+          <w:color w:val="000000"/>
+          <w:sz w:val="20"/>
+          <w:szCs w:val="20"/>
+          <w:lang w:val="en-US"/>
+        </w:rPr>
+        <w:t>Automated data extraction and validation processes for competitor pricing analysis (CPAF), reducing manual effort.</w:t>
+      </w:r>
+    </w:p>
+    <w:p>
+      <w:pPr>
+        <w:numPr>
+          <w:ilvl w:val="0"/>
+          <w:numId w:val="36"/>
+        </w:numPr>
+        <w:tabs>
+          <w:tab w:val="clear" w:pos="1080"/>
+          <w:tab w:val="num" w:pos="720"/>
+        </w:tabs>
+        <w:spacing w:after="80" w:line="240" w:lineRule="auto"/>
+        <w:ind w:left="720"/>
+        <w:rPr>
+          <w:color w:val="000000"/>
+          <w:sz w:val="20"/>
+          <w:szCs w:val="20"/>
+          <w:lang w:val="en-US"/>
+        </w:rPr>
+      </w:pPr>
+      <w:r>
+        <w:rPr>
+          <w:color w:val="000000"/>
+          <w:sz w:val="20"/>
+          <w:szCs w:val="20"/>
+          <w:lang w:val="en-US"/>
+        </w:rPr>
+        <w:lastRenderedPageBreak/>
+        <w:t>Designed role-based dashboards to provide insights into catalog quality and pricing metrics.</w:t>
+      </w:r>
+    </w:p>
+    <w:p>
+      <w:pPr>
+        <w:numPr>
+          <w:ilvl w:val="0"/>
+          <w:numId w:val="36"/>
+        </w:numPr>
+        <w:tabs>
+          <w:tab w:val="clear" w:pos="1080"/>
+          <w:tab w:val="num" w:pos="720"/>
+        </w:tabs>
+        <w:spacing w:after="80" w:line="240" w:lineRule="auto"/>
+        <w:ind w:left="720"/>
+        <w:rPr>
+          <w:color w:val="000000"/>
+          <w:sz w:val="20"/>
+          <w:szCs w:val="20"/>
+          <w:lang w:val="en-US"/>
+        </w:rPr>
+      </w:pPr>
+      <w:r>
+        <w:rPr>
+          <w:color w:val="000000"/>
+          <w:sz w:val="20"/>
+          <w:szCs w:val="20"/>
+          <w:lang w:val="en-US"/>
+        </w:rPr>
+        <w:t>Led technical audits and mentored team members, ensuring data accuracy and process standardization.</w:t>
+      </w:r>
+    </w:p>
+    <w:p>
+      <w:pPr>
+        <w:numPr>
+          <w:ilvl w:val="0"/>
+          <w:numId w:val="36"/>
+        </w:numPr>
+        <w:tabs>
+          <w:tab w:val="clear" w:pos="1080"/>
+          <w:tab w:val="num" w:pos="720"/>
+        </w:tabs>
+        <w:spacing w:after="80" w:line="240" w:lineRule="auto"/>
+        <w:ind w:left="720"/>
+        <w:rPr>
+          <w:color w:val="000000"/>
+          <w:sz w:val="20"/>
+          <w:szCs w:val="20"/>
+          <w:lang w:val="en-US"/>
+        </w:rPr>
+      </w:pPr>
+      <w:r>
+        <w:rPr>
+          <w:color w:val="000000"/>
+          <w:sz w:val="20"/>
+          <w:szCs w:val="20"/>
+          <w:lang w:val="en-US"/>
+        </w:rPr>
+        <w:t>Collaborated with cross-functional teams to resolve system bottlenecks and improve application stability.</w:t>
+      </w:r>
+    </w:p>
+    <w:p>
+      <w:pPr>
+        <w:spacing w:after="80" w:line="240" w:lineRule="auto"/>
+        <w:rPr>
+          <w:color w:val="000000"/>
+          <w:lang w:val="en-US"/>
         </w:rPr>
       </w:pPr>
     </w:p>
@@ -2277,56 +2090,17 @@
         </w:rPr>
         <w:t xml:space="preserve"> |</w:t>
       </w:r>
-      <w:proofErr w:type="spellStart"/>
-      <w:r>
-        <w:rPr>
-          <w:b/>
-          <w:bCs/>
-          <w:lang w:val="en-US"/>
-        </w:rPr>
-        <w:fldChar w:fldCharType="begin"/>
-      </w:r>
-      <w:r>
-        <w:rPr>
-          <w:b/>
-          <w:bCs/>
-          <w:lang w:val="en-US"/>
-        </w:rPr>
-        <w:instrText>HYPERLINK "https://www.linkedin.com/posts/techgig-etauto-etautotechhackathon-ugcPost-7476228988575600640-nDDc/?highlightedUpdateUrn=urn%3Ali%3Aactivity%3A7476228989494263810&amp;origin=SOCIAL_SHARE&amp;utm_source=share&amp;utm_medium=member_desktop&amp;rcm=ACoAACGjpKABiiFxu78eIkDNCV7X7BnuLX-5d5g"</w:instrText>
-      </w:r>
-      <w:r>
-        <w:rPr>
-          <w:b/>
-          <w:bCs/>
-          <w:lang w:val="en-US"/>
-        </w:rPr>
-      </w:r>
-      <w:r>
-        <w:rPr>
-          <w:b/>
-          <w:bCs/>
-          <w:lang w:val="en-US"/>
-        </w:rPr>
-        <w:fldChar w:fldCharType="separate"/>
-      </w:r>
-      <w:r>
-        <w:rPr>
-          <w:rStyle w:val="Hyperlink"/>
-          <w:b/>
-          <w:bCs/>
-          <w:lang w:val="en-US"/>
-        </w:rPr>
-        <w:t>Linkdin</w:t>
-      </w:r>
-      <w:proofErr w:type="spellEnd"/>
-      <w:r>
-        <w:rPr>
-          <w:b/>
-          <w:bCs/>
-          <w:lang w:val="en-US"/>
-        </w:rPr>
-        <w:fldChar w:fldCharType="end"/>
-      </w:r>
+      <w:hyperlink r:id="rId12" w:history="1">
+        <w:r>
+          <w:rPr>
+            <w:rStyle w:val="Hyperlink"/>
+            <w:b/>
+            <w:bCs/>
+            <w:lang w:val="en-US"/>
+          </w:rPr>
+          <w:t>LinkedIn</w:t>
+        </w:r>
+      </w:hyperlink>
     </w:p>
     <w:p>
       <w:pPr>
@@ -2408,7 +2182,7 @@
         </w:rPr>
         <w:t xml:space="preserve">2nd Runner Up </w:t>
       </w:r>
-      <w:hyperlink r:id="rId12" w:history="1">
+      <w:hyperlink r:id="rId13" w:history="1">
         <w:r>
           <w:rPr>
             <w:rStyle w:val="Hyperlink"/>
@@ -2460,23 +2234,16 @@
         <w:spacing w:after="80" w:line="240" w:lineRule="auto"/>
       </w:pPr>
       <w:r>
-        <w:t>All India Rank 2 in "Interbranch Competition" organized by IT Vedant Training Institute</w:t>
-      </w:r>
-    </w:p>
-    <w:p>
-      <w:pPr>
-        <w:spacing w:after="80" w:line="240" w:lineRule="auto"/>
-      </w:pPr>
-    </w:p>
-    <w:p>
-      <w:pPr>
-        <w:spacing w:after="80" w:line="240" w:lineRule="auto"/>
-      </w:pPr>
-    </w:p>
-    <w:p>
-      <w:pPr>
-        <w:spacing w:after="80" w:line="240" w:lineRule="auto"/>
-      </w:pPr>
+        <w:t xml:space="preserve">All India Rank 2 in "Interbranch Competition" organized by IT </w:t>
+      </w:r>
+      <w:proofErr w:type="spellStart"/>
+      <w:r>
+        <w:t>Vedant</w:t>
+      </w:r>
+      <w:proofErr w:type="spellEnd"/>
+      <w:r>
+        <w:t xml:space="preserve"> Training Institute</w:t>
+      </w:r>
     </w:p>
     <w:p>
       <w:pPr>
@@ -2498,7 +2265,6 @@
           <w:sz w:val="28"/>
           <w:szCs w:val="28"/>
         </w:rPr>
-        <w:lastRenderedPageBreak/>
         <w:t>AI-ASSISTED DEVELOPMENT WORKFLOW</w:t>
       </w:r>
     </w:p>
